--- a/resumbission/8_29_documents/Wallenstein-Manning_ERFS_manuscript_8_29-tracked.docx
+++ b/resumbission/8_29_documents/Wallenstein-Manning_ERFS_manuscript_8_29-tracked.docx
@@ -132,11 +132,24 @@
       </w:del>
       <w:ins w:id="9002" w:author="Matthew Wallenstein" w:date="2026-08-29T12:00:00Z">
         <w:r>
-          <w:t xml:space="preserve">up to ~0.3-1.0 percentage points smaller gross-margin losses, with the largest contrasts in North America and Sub-Saharan Africa</w:t>
+          <w:t xml:space="preserve">and, across the four regions with audited nitrogen and crop prices, retain 0.3-1.0 percentage points more crop revenue net of nitrogen-fertilizer expenditure (a partial net-revenue measure), with the largest contrasts in North America and Sub-Saharan Africa</w:t>
         </w:r>
       </w:ins>
       <w:r>
-        <w:t xml:space="preserve">. Across regions, yield and gross-margin losses reflect interactions among soil buffering, fertilizer-demand elasticity, base-yield position and food-demand elasticity. Persistent disruptions trigger a reinforcing feedback: lower yields reduce residue return, depleting SOM and weakening future nitrogen supply. SOM therefore acts as a dynamic nitrogen resilience stock. It complements fertilizer access but cannot replace it, and erodes when disruptions persist. These results suggest that soil-health investment and fertilizer access should be evaluated jointly in food-security risk planning.</w:t>
+        <w:t xml:space="preserve">. </w:t>
+      </w:r>
+      <w:del w:id="9001" w:author="Matthew Wallenstein" w:date="2026-08-29T12:00:00Z">
+        <w:r>
+          <w:delText xml:space="preserve">Across regions, yield and gross-margin losses reflect interactions among soil buffering, fertilizer-demand elasticity, base-yield position and food-demand elasticity.</w:delText>
+        </w:r>
+      </w:del>
+      <w:ins w:id="9002" w:author="Matthew Wallenstein" w:date="2026-08-29T12:00:00Z">
+        <w:r>
+          <w:t xml:space="preserve">Across regions, yield and net-revenue outcomes reflect interactions among soil buffering, fertilizer-demand elasticity, base-yield position and food-demand elasticity.</w:t>
+        </w:r>
+      </w:ins>
+      <w:r>
+        <w:t xml:space="preserve"> Persistent disruptions trigger a reinforcing feedback: lower yields reduce residue return, depleting SOM and weakening future nitrogen supply. SOM therefore acts as a dynamic nitrogen resilience stock. It complements fertilizer access but cannot replace it, and erodes when disruptions persist. These results suggest that soil-health investment and fertilizer access should be evaluated jointly in food-security risk planning.</w:t>
       </w:r>
     </w:p>
     <w:p>
@@ -476,9 +489,31 @@
         <w:spacing w:lineRule="auto" w:line="480" w:before="0" w:after="200"/>
         <w:rPr/>
       </w:pPr>
-      <w:r>
-        <w:rPr/>
-        <w:t>Farm-level gross margin is computed under the simplifying assumption that producers adjust fertilizer while holding other input quantities and costs constant. We compute it as revenue minus fertilizer cost: revenue (yield × regional crop price, both per hectare) minus fertilizer cost (fertilizer applied × regional fertilizer price × (1 + price shock)). Regional fertilizer prices are 2019–2023 averages for urea equivalents from IFA and FAO commodity price series. Other production costs (seed, labor, land) are assumed constant across shock and baseline conditions; this calculation therefore captures percent changes in shock-driven margin impacts but not full economic profit or net farm income. All gross margin impacts are expressed as percentage changes from the no-shock baseline at each SOC level, isolating shock-specific resilience differences.</w:t>
+      <w:del w:id="9003" w:author="Matthew Wallenstein" w:date="2026-08-29T12:00:00Z">
+        <w:r>
+          <w:delText xml:space="preserve">Farm-level gross margin is computed under the simplifying assumption that producers adjust fertilizer while holding other input quantities and costs constant. We compute it as revenue minus fertilizer cost: revenue (yield × regional crop price, both per hectare) minus fertilizer cost (fertilizer applied × regional fertilizer price × (1 + price shock)).</w:delText>
+        </w:r>
+      </w:del>
+      <w:ins w:id="9004" w:author="Matthew Wallenstein" w:date="2026-08-29T12:00:00Z">
+        <w:r>
+          <w:t xml:space="preserve">For the four regions with audited price pairs we report crop revenue net of nitrogen-fertilizer expenditure: revenue (yield × regional crop price, both per hectare) minus nitrogen cost (fertilizer applied × regional nitrogen price × (1 + price shock)). This is a partial net-revenue measure, not whole-farm gross margin, profit, or net farm income, because seed, labor, machinery, land and other nutrient costs are not modeled; nitrogen prices are primitive inputs and the nitrogen-cost share is derived from price, application rate and modeled baseline yield rather than set as an independent parameter.</w:t>
+        </w:r>
+      </w:ins>
+      <w:r>
+        <w:t xml:space="preserve"> Regional fertilizer prices are 2019–2023 averages for urea equivalents from IFA and FAO commodity price series. Other production costs (seed, labor, land) are assumed constant across shock and baseline conditions; </w:t>
+      </w:r>
+      <w:del w:id="9005" w:author="Matthew Wallenstein" w:date="2026-08-29T12:00:00Z">
+        <w:r>
+          <w:delText xml:space="preserve">this calculation therefore captures percent changes in shock-driven margin impacts but not full economic profit or net farm income. All gross margin impacts are expressed as percentage changes</w:delText>
+        </w:r>
+      </w:del>
+      <w:ins w:id="9006" w:author="Matthew Wallenstein" w:date="2026-08-29T12:00:00Z">
+        <w:r>
+          <w:t xml:space="preserve">this calculation therefore captures percent changes in the shock-driven nitrogen-revenue trade-off but not full economic profit. All net-revenue impacts are expressed as percentage changes</w:t>
+        </w:r>
+      </w:ins>
+      <w:r>
+        <w:t xml:space="preserve"> from the no-shock baseline at each SOC level, isolating shock-specific resilience differences.</w:t>
       </w:r>
     </w:p>
     <w:p>
@@ -1477,8 +1512,18 @@
         <w:spacing w:lineRule="auto" w:line="480" w:before="0" w:after="200"/>
         <w:rPr/>
       </w:pPr>
-      <w:r>
-        <w:t xml:space="preserve">The same SOC buffer also reduces gross-margin losses (we report declines in gross margin computed by holding non-fertilizer input quantities and costs constant; figure 1b). </w:t>
+      <w:del w:id="9001" w:author="Matthew Wallenstein" w:date="2026-08-29T12:00:00Z">
+        <w:r>
+          <w:delText xml:space="preserve">The same SOC buffer also reduces gross-margin losses (we report declines in gross margin computed by holding non-fertilizer input quantities and costs constant; figure 1b).</w:delText>
+        </w:r>
+      </w:del>
+      <w:ins w:id="9002" w:author="Matthew Wallenstein" w:date="2026-08-29T12:00:00Z">
+        <w:r>
+          <w:t xml:space="preserve">The same SOC gradient improves crop revenue net of nitrogen-fertilizer expenditure, our partial net-revenue measure (figure 1b; definition and exclusions in Methods). The audited price inputs do not support the submitted version’s claim that Sub-Saharan Africa has the largest financial loss.</w:t>
+        </w:r>
+      </w:ins>
+      <w:r>
+        <w:t xml:space="preserve"> </w:t>
       </w:r>
       <w:del w:id="9005" w:author="Matthew Wallenstein" w:date="2026-08-29T12:00:00Z">
         <w:r>
@@ -1487,7 +1532,7 @@
       </w:del>
       <w:ins w:id="9006" w:author="Matthew Wallenstein" w:date="2026-08-29T12:00:00Z">
         <w:r>
-          <w:t xml:space="preserve">Under a 100% price spike, a Sub-Saharan African farm at the regional mean SOC sees gross margin essentially unchanged (+0.0%), while a farm at half the mean sees a 0.9% decline: the fertilizer savings and the output-price recovery largely offset the yield-loss revenue at the mean, and the offset erodes as SOC falls. In South Asia, the margin penalty ranges from -6.8% at the regional mean SOC to -7.0% at half the mean, reflecting already-tight margins and the largest nitrogen cost share among the modeled regions.</w:t>
+          <w:t xml:space="preserve">Under a 100% price spike, a Sub-Saharan African farm at the regional mean SOC sees net revenue essentially unchanged (+0.0%), while a farm at half the mean sees a 0.9% decline: the fertilizer savings and the output-price recovery largely offset the yield-loss revenue at the mean, and the offset erodes as SOC falls. In South Asia, the net-revenue penalty ranges from -6.8% at the regional mean SOC to -7.0% at half the mean, reflecting already-tight margins and the largest nitrogen cost share among the modeled regions.</w:t>
         </w:r>
       </w:ins>
       <w:r>
@@ -1500,7 +1545,7 @@
       </w:del>
       <w:ins w:id="9008" w:author="Matthew Wallenstein" w:date="2026-08-29T12:00:00Z">
         <w:r>
-          <w:t xml:space="preserve">The difference between SOC at 50% and 100% of the regional mean translates to up to ~1.0 percentage point less gross-margin loss under a single-season crisis (North America, 1.0 percentage points; Sub-Saharan Africa, 0.9; Latin America, 0.7; South Asia, 0.3). Where nitrogen expenditure claims a large share of crop revenue, as in South Asia (~15% at audited market prices), margin impacts exceed yield impacts; in Sub-Saharan Africa low application rates keep the nitrogen cost share small (~4%), so the margin consequence of the spike is concentrated on low-SOC farms rather than on the region as a whole. In North America (cost share ~6%), margin impacts are somewhat smaller than yield impacts.</w:t>
+          <w:t xml:space="preserve">The difference between SOC at 50% and 100% of the regional mean translates to up to ~1.0 percentage point of retained net revenue under a single-season crisis (North America, 1.0 percentage points; Sub-Saharan Africa, 0.9; Latin America, 0.7; South Asia, 0.3). Where nitrogen expenditure claims a large share of crop revenue, as in South Asia (~15% at audited market prices), margin impacts exceed yield impacts; in Sub-Saharan Africa low application rates keep the nitrogen cost share small (~4%), so the net-revenue consequence of the spike is concentrated on low-SOC farms rather than on the region as a whole. In North America (cost share ~6%), net-revenue impacts are somewhat smaller than yield impacts. These figures are conditional on the market/replacement-cost price convention and are not whole-farm profitability.</w:t>
         </w:r>
       </w:ins>
     </w:p>
@@ -1592,13 +1637,33 @@
         </w:rPr>
         <w:t xml:space="preserve">Figure 1. </w:t>
       </w:r>
+      <w:del w:id="9001" w:author="Matthew Wallenstein" w:date="2026-08-29T12:00:00Z">
+        <w:r>
+          <w:rPr>
+            <w:rFonts w:eastAsia="Arial" w:cs="Arial" w:ascii="Arial" w:hAnsi="Arial"/>
+            <w:sz w:val="20"/>
+            <w:szCs w:val="20"/>
+          </w:rPr>
+          <w:delText xml:space="preserve">Farm-level yield and gross margin buffering under a 100% fertilizer price spike. Negative values indicate losses relative to baseline.</w:delText>
+        </w:r>
+      </w:del>
+      <w:ins w:id="9002" w:author="Matthew Wallenstein" w:date="2026-08-29T12:00:00Z">
+        <w:r>
+          <w:rPr>
+            <w:rFonts w:eastAsia="Arial" w:cs="Arial" w:ascii="Arial" w:hAnsi="Arial"/>
+            <w:sz w:val="20"/>
+            <w:szCs w:val="20"/>
+          </w:rPr>
+          <w:t xml:space="preserve">Farm-level yield and partial net-revenue buffering under a 100% fertilizer price spike. Negative values indicate declines relative to the no-shock baseline.</w:t>
+        </w:r>
+      </w:ins>
       <w:r>
         <w:rPr>
           <w:rFonts w:eastAsia="Arial" w:cs="Arial" w:ascii="Arial" w:hAnsi="Arial"/>
           <w:sz w:val="20"/>
           <w:szCs w:val="20"/>
         </w:rPr>
-        <w:t xml:space="preserve">Farm-level yield and gross margin buffering under a 100% fertilizer price spike. Negative values indicate losses relative to baseline. </w:t>
+        <w:t xml:space="preserve"> </w:t>
       </w:r>
       <w:r>
         <w:rPr>
@@ -1642,7 +1707,35 @@
           <w:sz w:val="20"/>
           <w:szCs w:val="20"/>
         </w:rPr>
-        <w:t xml:space="preserve"> Gross margin change under the same scenario, calculated as percent change holding non-fertilizer input quantities and costs constant. </w:t>
+        <w:t xml:space="preserve"> </w:t>
+      </w:r>
+      <w:del w:id="9003" w:author="Matthew Wallenstein" w:date="2026-08-29T12:00:00Z">
+        <w:r>
+          <w:rPr>
+            <w:rFonts w:cs="Arial" w:ascii="Arial" w:hAnsi="Arial"/>
+            <w:sz w:val="20"/>
+            <w:szCs w:val="20"/>
+          </w:rPr>
+          <w:delText xml:space="preserve">Gross margin change under the same scenario, calculated as percent change holding non-fertilizer input quantities and costs constant.</w:delText>
+        </w:r>
+      </w:del>
+      <w:ins w:id="9004" w:author="Matthew Wallenstein" w:date="2026-08-29T12:00:00Z">
+        <w:r>
+          <w:rPr>
+            <w:rFonts w:cs="Arial" w:ascii="Arial" w:hAnsi="Arial"/>
+            <w:sz w:val="20"/>
+            <w:szCs w:val="20"/>
+          </w:rPr>
+          <w:t xml:space="preserve">Change in crop revenue net of nitrogen-fertilizer expenditure under the same scenario; this is not whole-farm gross margin because other costs are excluded.</w:t>
+        </w:r>
+      </w:ins>
+      <w:r>
+        <w:rPr>
+          <w:rFonts w:cs="Arial" w:ascii="Arial" w:hAnsi="Arial"/>
+          <w:sz w:val="20"/>
+          <w:szCs w:val="20"/>
+        </w:rPr>
+        <w:t xml:space="preserve"> </w:t>
       </w:r>
     </w:p>
     <w:p>
@@ -2494,8 +2587,20 @@
         <w:rPr/>
       </w:pPr>
       <w:r>
-        <w:rPr/>
-        <w:t>Our model shows that SOM buffers fertilizer disruptions, but persistent disruptions degrade the buffer. At the farm scale, higher SOC reduces yield and gross margin losses. At the regional scale, that biophysical buffer is amplified or dampened by behavioral and market responses. Over time, lower yields reduce residue return and erode the SOM stock that supplies the buffer.</w:t>
+        <w:t xml:space="preserve">Our model shows that SOM buffers fertilizer disruptions, but persistent disruptions degrade the buffer. </w:t>
+      </w:r>
+      <w:del w:id="9005" w:author="Matthew Wallenstein" w:date="2026-08-29T12:00:00Z">
+        <w:r>
+          <w:delText xml:space="preserve">At the farm scale, higher SOC reduces yield and gross margin losses.</w:delText>
+        </w:r>
+      </w:del>
+      <w:ins w:id="9006" w:author="Matthew Wallenstein" w:date="2026-08-29T12:00:00Z">
+        <w:r>
+          <w:t xml:space="preserve">At the farm scale, higher SOC reduces yield losses and, in the four priced regions, improves crop revenue net of nitrogen-fertilizer expenditure.</w:t>
+        </w:r>
+      </w:ins>
+      <w:r>
+        <w:t xml:space="preserve"> At the regional scale, that biophysical buffer is amplified or dampened by behavioral and market responses. Over time, lower yields reduce residue return and erode the SOM stock that supplies the buffer.</w:t>
       </w:r>
     </w:p>
     <w:p>
@@ -2514,7 +2619,7 @@
       </w:del>
       <w:ins w:id="9002" w:author="Matthew Wallenstein" w:date="2026-08-29T12:00:00Z">
         <w:r>
-          <w:t xml:space="preserve">farms at the regional mean lose up to ~1 percentage point less gross margin under a 100% fertilizer-price spike (regional range 0.3–1.0 percentage points; figure 1b).</w:t>
+          <w:t xml:space="preserve">farms at the regional mean retain up to ~1 percentage point more crop revenue net of nitrogen-fertilizer expenditure under a 100% fertilizer-price spike (regional range 0.3–1.0 percentage points; figure 1b).</w:t>
         </w:r>
       </w:ins>
       <w:r>
@@ -2527,7 +2632,7 @@
       </w:del>
       <w:ins w:id="9004" w:author="Matthew Wallenstein" w:date="2026-08-29T12:00:00Z">
         <w:r>
-          <w:t xml:space="preserve">In Sub-Saharan Africa, a farm at half the regional mean SOC loses 0.9% of gross margin where a farm at the mean is essentially unaffected, a contrast that is modest in absolute terms but concentrated exactly where liquidity-constrained smallholders decide whether to purchase</w:t>
+          <w:t xml:space="preserve">In Sub-Saharan Africa, a farm at half the regional mean SOC loses 0.9% of net revenue where a farm at the mean is essentially unaffected, a contrast that is modest in absolute terms but concentrated exactly where liquidity-constrained smallholders decide whether to purchase</w:t>
         </w:r>
       </w:ins>
       <w:r>
